--- a/app/static/plantillas/01 ESTUDIOS PREVIOS.docx
+++ b/app/static/plantillas/01 ESTUDIOS PREVIOS.docx
@@ -4,6 +4,7 @@
   <w:body>
     <w:p>
       <w:pPr>
+        <w:ind w:left="1416" w:hanging="708"/>
         <w:rPr>
           <w:u w:val="single"/>
         </w:rPr>
@@ -3951,7 +3952,7 @@
                 <w:b/>
                 <w:spacing w:val="-2"/>
               </w:rPr>
-              <w:t xml:space="preserve">$ </w:t>
+              <w:t xml:space="preserve"> </w:t>
             </w:r>
             <w:proofErr w:type="gramStart"/>
             <w:r>
@@ -5636,11 +5637,7 @@
         <w:t xml:space="preserve"> </w:t>
       </w:r>
       <w:r>
-        <w:t xml:space="preserve">con el </w:t>
-      </w:r>
-      <w:r>
-        <w:lastRenderedPageBreak/>
-        <w:t>fin de proceder al pago correspondiente.</w:t>
+        <w:t>con el fin de proceder al pago correspondiente.</w:t>
       </w:r>
     </w:p>
     <w:p>
@@ -5658,6 +5655,7 @@
         <w:jc w:val="both"/>
       </w:pPr>
       <w:r>
+        <w:lastRenderedPageBreak/>
         <w:t xml:space="preserve">Impulsar el trámite de los pagos a favor del contratista en los términos establecidos para tales </w:t>
       </w:r>
       <w:r>
@@ -7253,11 +7251,7 @@
         <w:t xml:space="preserve"> </w:t>
       </w:r>
       <w:r>
-        <w:t xml:space="preserve">de riesgos que afecten el cabal ejecución del contrato y la permanencia de la ecuación contractual </w:t>
-      </w:r>
-      <w:r>
-        <w:lastRenderedPageBreak/>
-        <w:t xml:space="preserve">durante toda la vigencia del contrato, y en tal evento, serán de su cargo y responsabilidad los costos </w:t>
+        <w:t xml:space="preserve">de riesgos que afecten el cabal ejecución del contrato y la permanencia de la ecuación contractual durante toda la vigencia del contrato, y en tal evento, serán de su cargo y responsabilidad los costos </w:t>
       </w:r>
     </w:p>
     <w:p>
@@ -7312,7 +7306,11 @@
       </w:r>
       <w:proofErr w:type="gramEnd"/>
       <w:r>
-        <w:t xml:space="preserve"> todas         aquellas donde el contratista demuestre que no tuvo responsabilidad.</w:t>
+        <w:t xml:space="preserve"> todas         </w:t>
+      </w:r>
+      <w:r>
+        <w:lastRenderedPageBreak/>
+        <w:t>aquellas donde el contratista demuestre que no tuvo responsabilidad.</w:t>
       </w:r>
     </w:p>
     <w:p>

--- a/app/static/plantillas/01 ESTUDIOS PREVIOS.docx
+++ b/app/static/plantillas/01 ESTUDIOS PREVIOS.docx
@@ -19,274 +19,146 @@
     <w:p>
       <w:pPr>
         <w:pStyle w:val="Normal"/>
-        <w:spacing w:before="1" w:after="0"/>
-        <w:jc w:val="both"/>
-        <w:rPr>
-          <w:rFonts w:ascii="Arial" w:hAnsi="Arial"/>
-          <w:b/>
-          <w:sz w:val="16"/>
-        </w:rPr>
-      </w:pPr>
-      <w:r>
-        <w:rPr>
-          <w:rFonts w:ascii="Arial" w:hAnsi="Arial"/>
-          <w:b/>
-          <w:sz w:val="16"/>
-        </w:rPr>
-        <w:t xml:space="preserve">                              </w:t>
-      </w:r>
-    </w:p>
-    <w:p>
-      <w:pPr>
-        <w:pStyle w:val="Normal"/>
-        <w:spacing w:before="1" w:after="0"/>
-        <w:jc w:val="both"/>
-        <w:rPr>
-          <w:rFonts w:ascii="Arial" w:hAnsi="Arial"/>
-          <w:b/>
-          <w:sz w:val="16"/>
-        </w:rPr>
-      </w:pPr>
-      <w:r>
-        <w:rPr>
-          <w:rFonts w:ascii="Arial" w:hAnsi="Arial"/>
-          <w:b/>
-          <w:sz w:val="16"/>
-        </w:rPr>
-      </w:r>
-    </w:p>
-    <w:p>
-      <w:pPr>
-        <w:pStyle w:val="Normal"/>
-        <w:spacing w:before="1" w:after="0"/>
-        <w:jc w:val="both"/>
-        <w:rPr>
-          <w:rFonts w:ascii="Arial" w:hAnsi="Arial"/>
-          <w:b/>
-          <w:sz w:val="16"/>
-        </w:rPr>
-      </w:pPr>
-      <w:r>
-        <w:rPr>
-          <w:rFonts w:ascii="Arial" w:hAnsi="Arial"/>
-          <w:b/>
-          <w:sz w:val="16"/>
+        <w:spacing w:lineRule="auto" w:line="240"/>
+        <w:jc w:val="start"/>
+        <w:rPr>
+          <w:rFonts w:ascii="Calibri" w:hAnsi="Calibri"/>
+          <w:sz w:val="22"/>
+          <w:szCs w:val="22"/>
+          <w:u w:val="single"/>
+        </w:rPr>
+      </w:pPr>
+      <w:r>
+        <w:rPr>
+          <w:b/>
+          <w:sz w:val="22"/>
+          <w:szCs w:val="22"/>
+          <w:u w:val="none"/>
         </w:rPr>
         <w:tab/>
         <w:tab/>
         <w:tab/>
         <w:tab/>
+        <w:t xml:space="preserve">        </w:t>
         <w:tab/>
         <w:tab/>
-        <w:tab/>
-        <w:t>{{ logo }}</w:t>
+        <w:t xml:space="preserve">         {{ logo }}</w:t>
       </w:r>
     </w:p>
     <w:p>
       <w:pPr>
         <w:pStyle w:val="Normal"/>
-        <w:spacing w:before="1" w:after="0"/>
-        <w:jc w:val="both"/>
-        <w:rPr>
-          <w:rFonts w:ascii="Arial" w:hAnsi="Arial"/>
-          <w:b/>
-          <w:sz w:val="16"/>
-        </w:rPr>
-      </w:pPr>
-      <w:r>
-        <w:rPr>
-          <w:rFonts w:ascii="Arial" w:hAnsi="Arial"/>
-          <w:b/>
-          <w:sz w:val="16"/>
-        </w:rPr>
-      </w:r>
-    </w:p>
-    <w:p>
-      <w:pPr>
-        <w:pStyle w:val="Normal"/>
-        <w:spacing w:before="1" w:after="0"/>
-        <w:jc w:val="both"/>
-        <w:rPr>
-          <w:rFonts w:ascii="Arial" w:hAnsi="Arial"/>
-          <w:b/>
-          <w:sz w:val="16"/>
-        </w:rPr>
-      </w:pPr>
-      <w:r>
-        <w:rPr>
-          <w:rFonts w:ascii="Arial" w:hAnsi="Arial"/>
-          <w:b/>
-          <w:sz w:val="16"/>
-        </w:rPr>
-      </w:r>
-    </w:p>
-    <w:p>
-      <w:pPr>
-        <w:pStyle w:val="Normal"/>
-        <w:spacing w:before="1" w:after="0"/>
-        <w:jc w:val="both"/>
-        <w:rPr>
-          <w:rFonts w:ascii="Arial" w:hAnsi="Arial"/>
-          <w:b/>
-          <w:sz w:val="16"/>
-        </w:rPr>
-      </w:pPr>
-      <w:r>
-        <w:rPr>
-          <w:rFonts w:ascii="Arial" w:hAnsi="Arial"/>
-          <w:b/>
-          <w:sz w:val="16"/>
-        </w:rPr>
-      </w:r>
-    </w:p>
-    <w:p>
-      <w:pPr>
-        <w:pStyle w:val="Normal"/>
-        <w:spacing w:before="1" w:after="0"/>
-        <w:jc w:val="both"/>
-        <w:rPr>
-          <w:rFonts w:ascii="Arial" w:hAnsi="Arial"/>
-          <w:b/>
-          <w:sz w:val="16"/>
-        </w:rPr>
-      </w:pPr>
-      <w:r>
-        <w:rPr>
-          <w:rFonts w:ascii="Arial" w:hAnsi="Arial"/>
-          <w:b/>
-          <w:sz w:val="16"/>
-        </w:rPr>
-      </w:r>
-    </w:p>
-    <w:p>
-      <w:pPr>
-        <w:pStyle w:val="Normal"/>
-        <w:spacing w:lineRule="auto" w:line="245" w:before="13" w:after="0"/>
+        <w:spacing w:lineRule="auto" w:line="240" w:before="13" w:after="0"/>
         <w:ind w:start="2702" w:end="2702"/>
         <w:jc w:val="center"/>
         <w:rPr>
+          <w:rFonts w:ascii="Calibri" w:hAnsi="Calibri"/>
+          <w:sz w:val="22"/>
+          <w:szCs w:val="22"/>
+        </w:rPr>
+      </w:pPr>
+      <w:r>
+        <w:rPr>
+          <w:b/>
+          <w:sz w:val="22"/>
+          <w:szCs w:val="22"/>
+        </w:rPr>
+        <w:t>REPÙBLICA DE COLOMBIA DEPARTAMENTO</w:t>
+      </w:r>
+      <w:r>
+        <w:rPr>
+          <w:b/>
+          <w:spacing w:val="-12"/>
+          <w:sz w:val="22"/>
+          <w:szCs w:val="22"/>
+        </w:rPr>
+        <w:t xml:space="preserve"> </w:t>
+      </w:r>
+      <w:r>
+        <w:rPr>
+          <w:b/>
+          <w:sz w:val="22"/>
+          <w:szCs w:val="22"/>
+        </w:rPr>
+        <w:t>DEL</w:t>
+      </w:r>
+      <w:r>
+        <w:rPr>
+          <w:b/>
+          <w:spacing w:val="-11"/>
+          <w:sz w:val="22"/>
+          <w:szCs w:val="22"/>
+        </w:rPr>
+        <w:t xml:space="preserve"> </w:t>
+      </w:r>
+      <w:r>
+        <w:rPr>
+          <w:b/>
+          <w:sz w:val="22"/>
+          <w:szCs w:val="22"/>
+        </w:rPr>
+        <w:t>{{ col_municipio }}</w:t>
+      </w:r>
+    </w:p>
+    <w:p>
+      <w:pPr>
+        <w:pStyle w:val="Normal"/>
+        <w:spacing w:lineRule="auto" w:line="240"/>
+        <w:jc w:val="center"/>
+        <w:rPr>
+          <w:rFonts w:ascii="Calibri" w:hAnsi="Calibri"/>
+          <w:sz w:val="22"/>
+          <w:szCs w:val="22"/>
+        </w:rPr>
+      </w:pPr>
+      <w:r>
+        <w:rPr>
+          <w:sz w:val="22"/>
+          <w:szCs w:val="22"/>
+        </w:rPr>
+        <w:t>{{ col_nombre }}</w:t>
+      </w:r>
+    </w:p>
+    <w:p>
+      <w:pPr>
+        <w:pStyle w:val="Normal"/>
+        <w:spacing w:lineRule="auto" w:line="240"/>
+        <w:jc w:val="center"/>
+        <w:rPr>
+          <w:rFonts w:ascii="Calibri" w:hAnsi="Calibri"/>
+          <w:sz w:val="22"/>
+          <w:szCs w:val="22"/>
+        </w:rPr>
+      </w:pPr>
+      <w:r>
+        <w:rPr>
+          <w:sz w:val="22"/>
+          <w:szCs w:val="22"/>
+        </w:rPr>
+        <w:t>{{ col_nit }}</w:t>
+      </w:r>
+    </w:p>
+    <w:p>
+      <w:pPr>
+        <w:pStyle w:val="Normal"/>
+        <w:spacing w:lineRule="auto" w:line="240"/>
+        <w:jc w:val="center"/>
+        <w:rPr>
+          <w:rFonts w:ascii="Calibri" w:hAnsi="Calibri"/>
+          <w:sz w:val="22"/>
+          <w:szCs w:val="22"/>
+          <w:u w:val="single"/>
+        </w:rPr>
+      </w:pPr>
+      <w:r>
+        <w:rPr>
           <w:rFonts w:ascii="Arial" w:hAnsi="Arial"/>
           <w:b/>
-          <w:sz w:val="16"/>
-        </w:rPr>
-      </w:pPr>
-      <w:r>
-        <w:rPr>
-          <w:rFonts w:ascii="Arial" w:hAnsi="Arial"/>
-          <w:b/>
-          <w:sz w:val="16"/>
-        </w:rPr>
-        <w:t>REPÙBLICA DE COLOMBIA DEPARTAMENTO</w:t>
-      </w:r>
-      <w:r>
-        <w:rPr>
-          <w:rFonts w:ascii="Arial" w:hAnsi="Arial"/>
-          <w:b/>
-          <w:spacing w:val="-12"/>
-          <w:sz w:val="16"/>
-        </w:rPr>
-        <w:t xml:space="preserve"> </w:t>
-      </w:r>
-      <w:r>
-        <w:rPr>
-          <w:rFonts w:ascii="Arial" w:hAnsi="Arial"/>
-          <w:b/>
-          <w:sz w:val="16"/>
-        </w:rPr>
-        <w:t>DEL</w:t>
-      </w:r>
-      <w:r>
-        <w:rPr>
-          <w:rFonts w:ascii="Arial" w:hAnsi="Arial"/>
-          <w:b/>
-          <w:spacing w:val="-11"/>
-          <w:sz w:val="16"/>
-        </w:rPr>
-        <w:t xml:space="preserve"> </w:t>
-      </w:r>
-      <w:r>
-        <w:rPr>
-          <w:rFonts w:ascii="Arial" w:hAnsi="Arial"/>
-          <w:b/>
-          <w:sz w:val="16"/>
-        </w:rPr>
-        <w:t>{{ col_municipio }}</w:t>
-      </w:r>
-    </w:p>
-    <w:p>
-      <w:pPr>
-        <w:pStyle w:val="Normal"/>
-        <w:spacing w:lineRule="exact" w:line="221"/>
-        <w:jc w:val="center"/>
-        <w:rPr>
-          <w:rFonts w:ascii="Arial Black" w:hAnsi="Arial Black"/>
-          <w:sz w:val="16"/>
-        </w:rPr>
-      </w:pPr>
-      <w:r>
-        <w:rPr>
-          <w:rFonts w:ascii="Arial Black" w:hAnsi="Arial Black"/>
-          <w:sz w:val="16"/>
-        </w:rPr>
-        <w:t>{{ col_nombre }}</w:t>
-      </w:r>
-    </w:p>
-    <w:p>
-      <w:pPr>
-        <w:pStyle w:val="Normal"/>
-        <w:spacing w:lineRule="exact" w:line="221"/>
-        <w:jc w:val="center"/>
-        <w:rPr>
-          <w:rFonts w:ascii="Arial Black" w:hAnsi="Arial Black"/>
-          <w:sz w:val="16"/>
-        </w:rPr>
-      </w:pPr>
-      <w:r>
-        <w:rPr>
-          <w:rFonts w:ascii="Arial Black" w:hAnsi="Arial Black"/>
-          <w:sz w:val="16"/>
-        </w:rPr>
-        <w:t>{{ col_nit }}</w:t>
-      </w:r>
-    </w:p>
-    <w:p>
-      <w:pPr>
-        <w:pStyle w:val="Normal"/>
-        <w:spacing w:lineRule="exact" w:line="183"/>
-        <w:jc w:val="center"/>
-        <w:rPr>
-          <w:rFonts w:ascii="Arial" w:hAnsi="Arial"/>
-          <w:b/>
-          <w:sz w:val="16"/>
-        </w:rPr>
-      </w:pPr>
-      <w:r>
-        <w:rPr>
-          <w:rFonts w:ascii="Arial" w:hAnsi="Arial"/>
-          <w:b/>
-          <w:sz w:val="16"/>
+          <w:bCs/>
+          <w:sz w:val="22"/>
+          <w:szCs w:val="22"/>
         </w:rPr>
         <w:t>{{ col_municipio }} {{ col_direccion }}</w:t>
-      </w:r>
-    </w:p>
-    <w:p>
-      <w:pPr>
-        <w:pStyle w:val="Normal"/>
-        <w:spacing w:before="1" w:after="0"/>
-        <w:jc w:val="center"/>
-        <w:rPr>
-          <w:rFonts w:ascii="Arial" w:hAnsi="Arial"/>
-          <w:b/>
-          <w:sz w:val="16"/>
-        </w:rPr>
-      </w:pPr>
-      <w:r>
-        <w:rPr>
-          <w:rFonts w:ascii="Arial" w:hAnsi="Arial"/>
-          <w:b/>
-          <w:sz w:val="16"/>
-        </w:rPr>
-        <w:t>{{ funcionamiento }}</w:t>
       </w:r>
     </w:p>
     <w:p>
@@ -3128,9 +3000,9 @@
         <w:tblLook w:firstRow="1" w:noVBand="1" w:lastRow="0" w:firstColumn="1" w:lastColumn="0" w:noHBand="0" w:val="04a0"/>
       </w:tblPr>
       <w:tblGrid>
-        <w:gridCol w:w="1098"/>
-        <w:gridCol w:w="1242"/>
-        <w:gridCol w:w="3546"/>
+        <w:gridCol w:w="1097"/>
+        <w:gridCol w:w="1240"/>
+        <w:gridCol w:w="3549"/>
         <w:gridCol w:w="1559"/>
         <w:gridCol w:w="1774"/>
       </w:tblGrid>
@@ -3140,7 +3012,7 @@
         </w:trPr>
         <w:tc>
           <w:tcPr>
-            <w:tcW w:w="1098" w:type="dxa"/>
+            <w:tcW w:w="1097" w:type="dxa"/>
             <w:tcBorders/>
             <w:shd w:color="auto" w:fill="D0CECE" w:themeFill="background2" w:themeFillShade="e6" w:val="clear"/>
           </w:tcPr>
@@ -3170,7 +3042,7 @@
         </w:tc>
         <w:tc>
           <w:tcPr>
-            <w:tcW w:w="1242" w:type="dxa"/>
+            <w:tcW w:w="1240" w:type="dxa"/>
             <w:tcBorders/>
             <w:shd w:color="auto" w:fill="D0CECE" w:themeFill="background2" w:themeFillShade="e6" w:val="clear"/>
           </w:tcPr>
@@ -3200,7 +3072,7 @@
         </w:tc>
         <w:tc>
           <w:tcPr>
-            <w:tcW w:w="3546" w:type="dxa"/>
+            <w:tcW w:w="3549" w:type="dxa"/>
             <w:tcBorders/>
             <w:shd w:color="auto" w:fill="D0CECE" w:themeFill="background2" w:themeFillShade="e6" w:val="clear"/>
           </w:tcPr>
@@ -3334,7 +3206,7 @@
         </w:trPr>
         <w:tc>
           <w:tcPr>
-            <w:tcW w:w="1098" w:type="dxa"/>
+            <w:tcW w:w="1097" w:type="dxa"/>
             <w:tcBorders>
               <w:top w:val="nil"/>
               <w:bottom w:val="nil"/>
@@ -3364,7 +3236,7 @@
         </w:tc>
         <w:tc>
           <w:tcPr>
-            <w:tcW w:w="1242" w:type="dxa"/>
+            <w:tcW w:w="1240" w:type="dxa"/>
             <w:tcBorders>
               <w:top w:val="nil"/>
               <w:bottom w:val="nil"/>
@@ -3394,7 +3266,7 @@
         </w:tc>
         <w:tc>
           <w:tcPr>
-            <w:tcW w:w="3546" w:type="dxa"/>
+            <w:tcW w:w="3549" w:type="dxa"/>
             <w:tcBorders>
               <w:top w:val="nil"/>
               <w:bottom w:val="nil"/>
@@ -3467,10 +3339,7 @@
               <w:rPr>
                 <w:b/>
                 <w:spacing w:val="-2"/>
-                <w:sz w:val="24"/>
-                <w:szCs w:val="24"/>
                 <w:u w:val="single"/>
-                <w:lang w:eastAsia="en-US" w:bidi="ar-SA"/>
               </w:rPr>
             </w:r>
           </w:p>
@@ -5975,11 +5844,7 @@
       </w:pPr>
       <w:r>
         <w:rPr/>
-        <w:t>C</w:t>
-      </w:r>
-      <w:r>
-        <w:rPr/>
-        <w:t>ertificaciones que acrediten la experiencia e idoneidad que contenga objeto, valor y fecha, acorde al objeto del presente estudio previo con entidades públicas que sean verificables.</w:t>
+        <w:t>Certificaciones que acrediten la experiencia e idoneidad que contenga objeto, valor y fecha, acorde al objeto del presente estudio previo con entidades públicas que sean verificables.</w:t>
       </w:r>
     </w:p>
     <w:p>
@@ -6566,15 +6431,7 @@
       </w:pPr>
       <w:r>
         <w:rPr/>
-        <w:t xml:space="preserve">Consulta de antecedentes </w:t>
-      </w:r>
-      <w:r>
-        <w:rPr/>
-        <w:t>fiscales expedidos por la contraloria</w:t>
-      </w:r>
-      <w:r>
-        <w:rPr/>
-        <w:t xml:space="preserve"> –  vigente para representante legal o persona natural</w:t>
+        <w:t>Consulta de antecedentes fiscales expedidos por la contraloria –  vigente para representante legal o persona natural</w:t>
       </w:r>
     </w:p>
     <w:p>
@@ -9751,8 +9608,8 @@
       <w:rFonts w:cs="Lucida Sans"/>
     </w:rPr>
   </w:style>
-  <w:style w:type="paragraph" w:styleId="Title">
-    <w:name w:val="Title"/>
+  <w:style w:type="paragraph" w:styleId="Ttulouser">
+    <w:name w:val="Título (user)"/>
     <w:basedOn w:val="Normal"/>
     <w:next w:val="BodyText"/>
     <w:qFormat/>
@@ -9775,6 +9632,21 @@
     </w:pPr>
     <w:rPr>
       <w:rFonts w:cs="Lucida Sans"/>
+    </w:rPr>
+  </w:style>
+  <w:style w:type="paragraph" w:styleId="Title">
+    <w:name w:val="Title"/>
+    <w:basedOn w:val="Normal"/>
+    <w:next w:val="BodyText"/>
+    <w:qFormat/>
+    <w:pPr>
+      <w:keepNext w:val="true"/>
+      <w:spacing w:before="240" w:after="120"/>
+    </w:pPr>
+    <w:rPr>
+      <w:rFonts w:ascii="Liberation Sans" w:hAnsi="Liberation Sans" w:eastAsia="Microsoft YaHei" w:cs="Lucida Sans"/>
+      <w:sz w:val="28"/>
+      <w:szCs w:val="28"/>
     </w:rPr>
   </w:style>
   <w:style w:type="paragraph" w:styleId="ListParagraph">
